--- a/papers/_sources/rope_interface_optics.docx
+++ b/papers/_sources/rope_interface_optics.docx
@@ -61,23 +61,6 @@
           <w:szCs w:val="20"/>
         </w:rPr>
         <w:t xml:space="preserve">Global Networking Practice, NTT DATA, Charlotte, NC  ·  palmer100@gmail.com</w:t>
-      </w:r>
-    </w:p>
-    <w:p>
-      <w:pPr>
-        <w:spacing w:after="120" w:before="0" w:line="276"/>
-        <w:jc w:val="center"/>
-      </w:pPr>
-      <w:r>
-        <w:rPr>
-          <w:rFonts w:ascii="Times New Roman" w:cs="Times New Roman" w:eastAsia="Times New Roman" w:hAnsi="Times New Roman"/>
-          <w:i/>
-          <w:iCs/>
-          <w:color w:val="666666"/>
-          <w:sz w:val="18"/>
-          <w:szCs w:val="18"/>
-        </w:rPr>
-        <w:t xml:space="preserve">Programme credit: the core Rope Hypothesis is due to Bill Gaede; this work develops and formalises it.</w:t>
       </w:r>
     </w:p>
     <w:p>
@@ -3480,23 +3463,6 @@
       </w:r>
     </w:p>
     <w:p>
-      <w:pPr>
-        <w:spacing w:after="160" w:before="0" w:line="276"/>
-        <w:jc w:val="both"/>
-      </w:pPr>
-      <w:r>
-        <w:rPr>
-          <w:rFonts w:ascii="Times New Roman" w:cs="Times New Roman" w:eastAsia="Times New Roman" w:hAnsi="Times New Roman"/>
-          <w:i/>
-          <w:iCs/>
-          <w:color w:val="666666"/>
-          <w:sz w:val="20"/>
-          <w:szCs w:val="20"/>
-        </w:rPr>
-        <w:t xml:space="preserve">Programme credit: the core Rope Hypothesis is due to Bill Gaede. Computational collaboration and drafting by Claude (Anthropic). Reproducible via benchmarks/optics/interface_physics.py. Correspondence to palmer100@gmail.com.</w:t>
-      </w:r>
-    </w:p>
-    <w:p>
       <w:r>
         <w:rPr>
           <w:b/>
@@ -3553,6 +3519,7 @@
         <w:t>Brewster angle tan th_B = n2/n1; polarization as transverse-mode structure  [benchmark: benchmarks/optics/interface_physics.py]</w:t>
       </w:r>
     </w:p>
+    <w:p/>
     <w:p>
       <w:r>
         <w:rPr>
@@ -3562,6 +3529,12 @@
       </w:r>
       <w:r>
         <w:t>Multilayer  [benchmark: benchmarks/optics/interface_physics.py]</w:t>
+      </w:r>
+    </w:p>
+    <w:p/>
+    <w:p>
+      <w:r>
+        <w:t>Programme credit: the core Rope Hypothesis is due to Bill Gaede; this work develops and formalises it. Computational collaboration and drafting by Claude (Anthropic). Correspondence to palmer100@gmail.com.</w:t>
       </w:r>
     </w:p>
     <w:sectPr>

--- a/papers/_sources/rope_interface_optics.docx
+++ b/papers/_sources/rope_interface_optics.docx
@@ -45,7 +45,7 @@
           <w:sz w:val="22"/>
           <w:szCs w:val="22"/>
         </w:rPr>
-        <w:t xml:space="preserve">Mark Palmer  ·  with computational collaboration by Claude (Anthropic)</w:t>
+        <w:t xml:space="preserve">Mark Palmer · with computational collaboration by Claude (Anthropic)</w:t>
       </w:r>
     </w:p>
     <w:p>
@@ -60,7 +60,7 @@
           <w:sz w:val="20"/>
           <w:szCs w:val="20"/>
         </w:rPr>
-        <w:t xml:space="preserve">Global Networking Practice, NTT DATA, Charlotte, NC  ·  palmer100@gmail.com</w:t>
+        <w:t xml:space="preserve">Charlotte, NC · palmer100@gmail.com</w:t>
       </w:r>
     </w:p>
     <w:p>

--- a/papers/_sources/rope_interface_optics.docx
+++ b/papers/_sources/rope_interface_optics.docx
@@ -15,7 +15,7 @@
           <w:sz w:val="32"/>
           <w:szCs w:val="32"/>
         </w:rPr>
-        <w:t xml:space="preserve">Optical Boundary Conditions and Interface Physics in the Rope Framework</w:t>
+        <w:t xml:space="preserve">Optical Boundary Conditions and Interface Physics in the Mesh Framework</w:t>
       </w:r>
     </w:p>
     <w:p>
@@ -88,6 +88,20 @@
           <w:szCs w:val="22"/>
         </w:rPr>
         <w:t xml:space="preserve"/>
+      </w:r>
+    </w:p>
+    <w:p>
+      <w:pPr>
+        <w:spacing w:after="160" w:before="0" w:line="276"/>
+        <w:jc w:val="both"/>
+      </w:pPr>
+      <w:r>
+        <w:rPr>
+          <w:rFonts w:ascii="Times New Roman" w:cs="Times New Roman" w:eastAsia="Times New Roman" w:hAnsi="Times New Roman"/>
+          <w:sz w:val="24"/>
+          <w:szCs w:val="24"/>
+        </w:rPr>
+        <w:t xml:space="preserve">Naming note (5 September 2026). This programme is now the Mesh Programme and the theory it develops the mesh framework; 'the rope framework' in earlier revisions reads 'the mesh framework'. 'Rope' remains the name of the two-strand wound object, and the Rope Hypothesis credited to Bill Gaede keeps its name. Identifiers (repository, rope_solver, file names, claim IDs) are unchanged.</w:t>
       </w:r>
     </w:p>
     <w:p>
@@ -279,7 +293,7 @@
           <w:sz w:val="24"/>
           <w:szCs w:val="24"/>
         </w:rPr>
-        <w:t xml:space="preserve">Classical optics can look encyclopedic — a long list of named effects. The rope framework organises it sharply. Every classical optical phenomenon is the wave equation ∂²ₜψ = c²∇²ψ subject to one of four boundary conditions:</w:t>
+        <w:t xml:space="preserve">Classical optics can look encyclopedic — a long list of named effects. The mesh framework organises it sharply. Every classical optical phenomenon is the wave equation ∂²ₜψ = c²∇²ψ subject to one of four boundary conditions:</w:t>
       </w:r>
     </w:p>
     <w:tbl>
@@ -532,7 +546,7 @@
           <w:sz w:val="24"/>
           <w:szCs w:val="24"/>
         </w:rPr>
-        <w:t xml:space="preserve">In the rope framework the refractive index of a region is the ratio of the free speed to the local wave speed, n = c₀/c = √(μ/μ₀) at fixed tension. A region of higher line density is ‘denser’ optically, slows the wave, and raises both the index and the impedance — exactly the mechanical picture of a heavier string segment. Index steps and impedance steps are the same physical thing seen two ways.</w:t>
+        <w:t xml:space="preserve">In the mesh framework the refractive index of a region is the ratio of the free speed to the local wave speed, n = c₀/c = √(μ/μ₀) at fixed tension. A region of higher line density is ‘denser’ optically, slows the wave, and raises both the index and the impedance — exactly the mechanical picture of a heavier string segment. Index steps and impedance steps are the same physical thing seen two ways.</w:t>
       </w:r>
     </w:p>
     <w:p>
@@ -3447,7 +3461,7 @@
           <w:sz w:val="24"/>
           <w:szCs w:val="24"/>
         </w:rPr>
-        <w:t xml:space="preserve">Interface physics completes the classical optics sector, and it does so on one intrinsic quantity: the rope impedance Z = √(Tμ) = T/c, the same combination of tension and density that has run through the programme since the microscopic mechanics. Matching that impedance across a junction yields Snell’s law from wavefront continuity, the Fresnel coefficients from displacement-and-force matching with automatic energy conservation, the Brewster angle from the transverse-mode geometry, and — by impedance transfer through layers — anti-reflection coatings, Fabry–Pérot etalons, and quarter-wave-stack dielectric mirrors, every one reproducibly computed. Together with the companion paper, this establishes that classical optics in the rope framework reduces to one wave equation under four boundary types, with the interface type supplying the full graduate catalogue of reflection, refraction, and multilayer physics. The sector is entirely classical, its edge with quantum optics is stated physically rather than merely deferred, and every claim carries executable backing — which is what makes the continuum chain from microscopic mechanics through homogenization, EFT, electromagnetism, and optics the programme’s strongest and most independently reviewable core.</w:t>
+        <w:t xml:space="preserve">Interface physics completes the classical optics sector, and it does so on one intrinsic quantity: the rope impedance Z = √(Tμ) = T/c, the same combination of tension and density that has run through the programme since the microscopic mechanics. Matching that impedance across a junction yields Snell’s law from wavefront continuity, the Fresnel coefficients from displacement-and-force matching with automatic energy conservation, the Brewster angle from the transverse-mode geometry, and — by impedance transfer through layers — anti-reflection coatings, Fabry–Pérot etalons, and quarter-wave-stack dielectric mirrors, every one reproducibly computed. Together with the companion paper, this establishes that classical optics in the mesh framework reduces to one wave equation under four boundary types, with the interface type supplying the full graduate catalogue of reflection, refraction, and multilayer physics. The sector is entirely classical, its edge with quantum optics is stated physically rather than merely deferred, and every claim carries executable backing — which is what makes the continuum chain from microscopic mechanics through homogenization, EFT, electromagnetism, and optics the programme’s strongest and most independently reviewable core.</w:t>
       </w:r>
     </w:p>
     <w:p>
